--- a/docs/TripME_Phase2_Submission.docx
+++ b/docs/TripME_Phase2_Submission.docx
@@ -375,7 +375,7 @@
                 <w:b w:val="0"/>
                 <w:sz w:val="19"/>
               </w:rPr>
-              <w:t>Wireframes (clickable)</w:t>
+              <w:t>Wireframes / screen reference</w:t>
             </w:r>
           </w:p>
         </w:tc>
@@ -393,7 +393,7 @@
                 <w:b w:val="0"/>
                 <w:sz w:val="19"/>
               </w:rPr>
-              <w:t>[ TO BE INSERTED — Figma share link ]</w:t>
+              <w:t>TripME_Wireframes_and_Screens.docx — submitted alongside this document</w:t>
             </w:r>
           </w:p>
         </w:tc>
@@ -411,7 +411,7 @@
                 <w:b w:val="0"/>
                 <w:sz w:val="19"/>
               </w:rPr>
-              <w:t>Owed</w:t>
+              <w:t>Complete</w:t>
             </w:r>
           </w:p>
         </w:tc>
@@ -31290,79 +31290,34 @@
         <w:tc>
           <w:tcPr>
             <w:tcW w:type="dxa" w:w="9792"/>
-            <w:shd w:val="clear" w:fill="FDF3F1"/>
-          </w:tcPr>
-          <w:p>
+            <w:shd w:val="clear" w:fill="F1F5F3"/>
+          </w:tcPr>
+          <w:p>
+            <w:pPr>
+              <w:spacing w:after="40"/>
+            </w:pPr>
             <w:r/>
             <w:r>
               <w:rPr>
                 <w:b/>
-                <w:color w:val="B4361E"/>
+                <w:color w:val="14453D"/>
                 <w:sz w:val="20"/>
               </w:rPr>
-              <w:t xml:space="preserve">[ TO BE INSERTED ] </w:t>
-            </w:r>
-            <w:r>
-              <w:rPr>
+              <w:t xml:space="preserve">Delivered: </w:t>
+            </w:r>
+            <w:r>
+              <w:rPr>
+                <w:b/>
                 <w:sz w:val="20"/>
               </w:rPr>
-              <w:t>Wireframe exports (Figma) for the ten screens above.</w:t>
-            </w:r>
-            <w:r>
-              <w:rPr>
-                <w:i/>
-                <w:color w:val="5B6B66"/>
-                <w:sz w:val="18"/>
-              </w:rPr>
-              <w:t xml:space="preserve">  —  Live URL is the interim reference: https://tripme-khaki.vercel.app</w:t>
-            </w:r>
-          </w:p>
-        </w:tc>
-      </w:tr>
-    </w:tbl>
-    <w:p>
-      <w:pPr>
-        <w:spacing w:after="40"/>
-      </w:pPr>
-    </w:p>
-    <w:tbl>
-      <w:tblPr>
-        <w:tblStyle w:val="TableGrid"/>
-        <w:tblW w:type="auto" w:w="0"/>
-        <w:tblLook w:firstColumn="1" w:firstRow="1" w:lastColumn="0" w:lastRow="0" w:noHBand="0" w:noVBand="1" w:val="04A0"/>
-      </w:tblPr>
-      <w:tblGrid>
-        <w:gridCol w:w="9792"/>
-      </w:tblGrid>
-      <w:tr>
-        <w:tc>
-          <w:tcPr>
-            <w:tcW w:type="dxa" w:w="9792"/>
-            <w:shd w:val="clear" w:fill="FDF3F1"/>
-          </w:tcPr>
-          <w:p>
-            <w:r/>
-            <w:r>
-              <w:rPr>
-                <w:b/>
-                <w:color w:val="B4361E"/>
+              <w:t>TripME_Wireframes_and_Screens.docx</w:t>
+            </w:r>
+            <w:r>
+              <w:rPr>
+                <w:b w:val="0"/>
                 <w:sz w:val="20"/>
               </w:rPr>
-              <w:t xml:space="preserve">[ TO BE INSERTED ] </w:t>
-            </w:r>
-            <w:r>
-              <w:rPr>
-                <w:sz w:val="20"/>
-              </w:rPr>
-              <w:t>Design-system reference sheet — Pine #14453D, Marigold #FFB52E, Bricolage Grotesque / Inter / IBM Plex Mono, component states.</w:t>
-            </w:r>
-            <w:r>
-              <w:rPr>
-                <w:i/>
-                <w:color w:val="5B6B66"/>
-                <w:sz w:val="18"/>
-              </w:rPr>
-              <w:t xml:space="preserve">  —  Values are final and implemented; the sheet is presentation only.</w:t>
+              <w:t>, submitted alongside this document. It covers 22 screens across 42 images, every one captured from the live deployment rather than drawn — including one plan generated live during the capture session, in which the Referee rejected the Itinerary Agent's work and sent it back to the Budget Agent. It also carries the implemented design system and an index mapping each claim in this submission to the screen that evidences it.</w:t>
             </w:r>
           </w:p>
         </w:tc>
@@ -33132,7 +33087,7 @@
                 <w:b w:val="0"/>
                 <w:sz w:val="17"/>
               </w:rPr>
-              <w:t>A full seven-agent plan takes longer than 60 seconds; per-agent status is streamed so the wait is legible</w:t>
+              <w:t>Met, and instrumented. The product measures its own agent time and prints it on every trip page: 34s on a stored sample, 58s on a live run that the Referee sent back for re-planning (nine agent calls rather than seven)</w:t>
             </w:r>
           </w:p>
         </w:tc>
@@ -33150,14 +33105,14 @@
                 <w:b/>
                 <w:sz w:val="17"/>
               </w:rPr>
-              <w:t>Revised.</w:t>
+              <w:t>Met, with the definition stated.</w:t>
             </w:r>
             <w:r>
               <w:rPr>
                 <w:b w:val="0"/>
                 <w:sz w:val="17"/>
               </w:rPr>
-              <w:t xml:space="preserve"> The claim was made before any agent existed. Seven sequential reasoning calls cannot honestly fit in 60 seconds, and the alternative — fewer agents — would have cost the differentiation. We chose the slower, better product and stopped making the claim</w:t>
+              <w:t xml:space="preserve"> The counter measures agent time — it excludes queueing for free-tier quota and the deliberate pauses that make each handoff readable, and the product says so on screen rather than quietly counting the favourable number. Wall-clock on a congested free tier can exceed this; the claim is about the agents, not the queue</w:t>
             </w:r>
           </w:p>
         </w:tc>

--- a/docs/TripME_Phase2_Submission.docx
+++ b/docs/TripME_Phase2_Submission.docx
@@ -375,7 +375,7 @@
                 <w:b w:val="0"/>
                 <w:sz w:val="19"/>
               </w:rPr>
-              <w:t>Wireframes / screen reference</w:t>
+              <w:t>Wireframes (interactive)</w:t>
             </w:r>
           </w:p>
         </w:tc>
@@ -393,7 +393,63 @@
                 <w:b w:val="0"/>
                 <w:sz w:val="19"/>
               </w:rPr>
-              <w:t>TripME_Wireframes_and_Screens.docx — submitted alongside this document</w:t>
+              <w:t>https://tripme-khaki.vercel.app/wireframes.html — 30 real screens in a flow viewer, with a claim-to-screen evidence map</w:t>
+            </w:r>
+          </w:p>
+        </w:tc>
+        <w:tc>
+          <w:tcPr>
+            <w:tcW w:type="dxa" w:w="1296"/>
+          </w:tcPr>
+          <w:p>
+            <w:pPr>
+              <w:spacing w:after="40"/>
+            </w:pPr>
+            <w:r/>
+            <w:r>
+              <w:rPr>
+                <w:b w:val="0"/>
+                <w:sz w:val="19"/>
+              </w:rPr>
+              <w:t>Live</w:t>
+            </w:r>
+          </w:p>
+        </w:tc>
+      </w:tr>
+      <w:tr>
+        <w:tc>
+          <w:tcPr>
+            <w:tcW w:type="dxa" w:w="3024"/>
+          </w:tcPr>
+          <w:p>
+            <w:pPr>
+              <w:spacing w:after="40"/>
+            </w:pPr>
+            <w:r/>
+            <w:r>
+              <w:rPr>
+                <w:b w:val="0"/>
+                <w:sz w:val="19"/>
+              </w:rPr>
+              <w:t>Wireframes (print appendix)</w:t>
+            </w:r>
+          </w:p>
+        </w:tc>
+        <w:tc>
+          <w:tcPr>
+            <w:tcW w:type="dxa" w:w="5184"/>
+          </w:tcPr>
+          <w:p>
+            <w:pPr>
+              <w:spacing w:after="40"/>
+            </w:pPr>
+            <w:r/>
+            <w:r>
+              <w:rPr>
+                <w:b w:val="0"/>
+                <w:sz w:val="19"/>
+              </w:rPr>
+              <w:t>TripME_Wireframes_and_Screens.docx — the same screens, annotated for print</w:t>
             </w:r>
           </w:p>
         </w:tc>
@@ -31303,21 +31359,35 @@
                 <w:color w:val="14453D"/>
                 <w:sz w:val="20"/>
               </w:rPr>
-              <w:t xml:space="preserve">Delivered: </w:t>
+              <w:t xml:space="preserve">Delivered, in two forms: </w:t>
             </w:r>
             <w:r>
               <w:rPr>
                 <w:b/>
                 <w:sz w:val="20"/>
               </w:rPr>
-              <w:t>TripME_Wireframes_and_Screens.docx</w:t>
+              <w:t>Interactive</w:t>
             </w:r>
             <w:r>
               <w:rPr>
                 <w:b w:val="0"/>
                 <w:sz w:val="20"/>
               </w:rPr>
-              <w:t>, submitted alongside this document. It covers 22 screens across 42 images, every one captured from the live deployment rather than drawn — including one plan generated live during the capture session, in which the Referee rejected the Itinerary Agent's work and sent it back to the Budget Agent. It also carries the implemented design system and an index mapping each claim in this submission to the screen that evidences it.</w:t>
+              <w:t xml:space="preserve"> — https://tripme-khaki.vercel.app/wireframes.html — a Figma-style flow viewer with 30 real screens of the live product, arranged as the traveller meets them, each with purpose and annotation notes, plus a claim-to-screen evidence map. It is one self-contained file, so it also works offline when submitted directly. </w:t>
+            </w:r>
+            <w:r>
+              <w:rPr>
+                <w:b/>
+                <w:sz w:val="20"/>
+              </w:rPr>
+              <w:t>Print</w:t>
+            </w:r>
+            <w:r>
+              <w:rPr>
+                <w:b w:val="0"/>
+                <w:sz w:val="20"/>
+              </w:rPr>
+              <w:t xml:space="preserve"> — TripME_Wireframes_and_Screens.docx, the same screens annotated for print. Both include one sequence captured genuinely live, in which the Referee rejected the Itinerary Agent's costs and sent the brief back to the Budget Agent for re-planning.</w:t>
             </w:r>
           </w:p>
         </w:tc>

--- a/docs/TripME_Phase2_Submission.docx
+++ b/docs/TripME_Phase2_Submission.docx
@@ -25455,53 +25455,54 @@
         <w:t>21.3 Flow diagram</w:t>
       </w:r>
     </w:p>
-    <w:tbl>
-      <w:tblPr>
-        <w:tblStyle w:val="TableGrid"/>
-        <w:tblW w:type="auto" w:w="0"/>
-        <w:tblLook w:firstColumn="1" w:firstRow="1" w:lastColumn="0" w:lastRow="0" w:noHBand="0" w:noVBand="1" w:val="04A0"/>
-      </w:tblPr>
-      <w:tblGrid>
-        <w:gridCol w:w="9792"/>
-      </w:tblGrid>
-      <w:tr>
-        <w:tc>
-          <w:tcPr>
-            <w:tcW w:type="dxa" w:w="9792"/>
-            <w:shd w:val="clear" w:fill="FDF3F1"/>
-          </w:tcPr>
-          <w:p>
-            <w:r/>
-            <w:r>
-              <w:rPr>
-                <w:b/>
-                <w:color w:val="B4361E"/>
-                <w:sz w:val="20"/>
-              </w:rPr>
-              <w:t xml:space="preserve">[ TO BE INSERTED ] </w:t>
-            </w:r>
-            <w:r>
-              <w:rPr>
-                <w:sz w:val="20"/>
-              </w:rPr>
-              <w:t>User-flow diagram rendered from the table above (Figma or Whimsical, exported as PNG).</w:t>
-            </w:r>
-            <w:r>
-              <w:rPr>
-                <w:i/>
-                <w:color w:val="5B6B66"/>
-                <w:sz w:val="18"/>
-              </w:rPr>
-              <w:t xml:space="preserve">  —  The table is the source of truth; the diagram is its visual form.</w:t>
-            </w:r>
-          </w:p>
-        </w:tc>
-      </w:tr>
-    </w:tbl>
+    <w:p>
+      <w:r>
+        <w:drawing>
+          <wp:inline xmlns:a="http://schemas.openxmlformats.org/drawingml/2006/main" xmlns:pic="http://schemas.openxmlformats.org/drawingml/2006/picture">
+            <wp:extent cx="6035040" cy="3340826"/>
+            <wp:docPr id="1" name="Picture 1"/>
+            <wp:cNvGraphicFramePr>
+              <a:graphicFrameLocks noChangeAspect="1"/>
+            </wp:cNvGraphicFramePr>
+            <a:graphic>
+              <a:graphicData uri="http://schemas.openxmlformats.org/drawingml/2006/picture">
+                <pic:pic>
+                  <pic:nvPicPr>
+                    <pic:cNvPr id="0" name="user-flow.png"/>
+                    <pic:cNvPicPr/>
+                  </pic:nvPicPr>
+                  <pic:blipFill>
+                    <a:blip r:embed="rId9"/>
+                    <a:stretch>
+                      <a:fillRect/>
+                    </a:stretch>
+                  </pic:blipFill>
+                  <pic:spPr>
+                    <a:xfrm>
+                      <a:off x="0" y="0"/>
+                      <a:ext cx="6035040" cy="3340826"/>
+                    </a:xfrm>
+                    <a:prstGeom prst="rect"/>
+                  </pic:spPr>
+                </pic:pic>
+              </a:graphicData>
+            </a:graphic>
+          </wp:inline>
+        </w:drawing>
+      </w:r>
+    </w:p>
     <w:p>
       <w:pPr>
-        <w:spacing w:after="40"/>
+        <w:spacing w:after="120"/>
       </w:pPr>
+      <w:r>
+        <w:rPr>
+          <w:b w:val="0"/>
+          <w:i/>
+          <w:sz w:val="18"/>
+        </w:rPr>
+        <w:t>The thirteen steps of 21.1 as a flow. Solid arrows are the main path; the dashed arc at the top is the zero-quota sample shortcut (skipping the brief and the pipeline entirely); the red loop under step 4 is the Referee's backward edge; the amber dashed line is the sign-in boundary — everything before it works without an account; the dashed return path at the right is a saved trip being reopened. The table remains the source of truth; this is its visual form.</w:t>
+      </w:r>
     </w:p>
     <w:p>
       <w:r>

--- a/docs/TripME_Phase2_Submission.docx
+++ b/docs/TripME_Phase2_Submission.docx
@@ -17513,6 +17513,58 @@
     </w:p>
     <w:p>
       <w:pPr>
+        <w:jc w:val="center"/>
+      </w:pPr>
+      <w:r>
+        <w:drawing>
+          <wp:inline xmlns:a="http://schemas.openxmlformats.org/drawingml/2006/main" xmlns:pic="http://schemas.openxmlformats.org/drawingml/2006/picture">
+            <wp:extent cx="4937760" cy="6419088"/>
+            <wp:docPr id="1" name="Picture 1"/>
+            <wp:cNvGraphicFramePr>
+              <a:graphicFrameLocks noChangeAspect="1"/>
+            </wp:cNvGraphicFramePr>
+            <a:graphic>
+              <a:graphicData uri="http://schemas.openxmlformats.org/drawingml/2006/picture">
+                <pic:pic>
+                  <pic:nvPicPr>
+                    <pic:cNvPr id="0" name="project-plan.png"/>
+                    <pic:cNvPicPr/>
+                  </pic:nvPicPr>
+                  <pic:blipFill>
+                    <a:blip r:embed="rId9"/>
+                    <a:stretch>
+                      <a:fillRect/>
+                    </a:stretch>
+                  </pic:blipFill>
+                  <pic:spPr>
+                    <a:xfrm>
+                      <a:off x="0" y="0"/>
+                      <a:ext cx="4937760" cy="6419088"/>
+                    </a:xfrm>
+                    <a:prstGeom prst="rect"/>
+                  </pic:spPr>
+                </pic:pic>
+              </a:graphicData>
+            </a:graphic>
+          </wp:inline>
+        </w:drawing>
+      </w:r>
+    </w:p>
+    <w:p>
+      <w:pPr>
+        <w:spacing w:after="120"/>
+      </w:pPr>
+      <w:r>
+        <w:rPr>
+          <w:b w:val="0"/>
+          <w:i/>
+          <w:sz w:val="18"/>
+        </w:rPr>
+        <w:t>The plan as a flow. Dark nodes are the executed sprints; Sprint 7 is marked in marigold because it was added on evidence rather than planned; the two checkpoints mark the earliest moments the core hypothesis and the full pipeline could be validated; Monitoring &amp; Controlling ran throughout and is shown once. The table above remains the source of truth.</w:t>
+      </w:r>
+    </w:p>
+    <w:p>
+      <w:pPr>
         <w:pStyle w:val="Heading2"/>
       </w:pPr>
       <w:r>
@@ -25460,7 +25512,7 @@
         <w:drawing>
           <wp:inline xmlns:a="http://schemas.openxmlformats.org/drawingml/2006/main" xmlns:pic="http://schemas.openxmlformats.org/drawingml/2006/picture">
             <wp:extent cx="6035040" cy="3340826"/>
-            <wp:docPr id="1" name="Picture 1"/>
+            <wp:docPr id="2" name="Picture 2"/>
             <wp:cNvGraphicFramePr>
               <a:graphicFrameLocks noChangeAspect="1"/>
             </wp:cNvGraphicFramePr>
@@ -25472,7 +25524,7 @@
                     <pic:cNvPicPr/>
                   </pic:nvPicPr>
                   <pic:blipFill>
-                    <a:blip r:embed="rId9"/>
+                    <a:blip r:embed="rId10"/>
                     <a:stretch>
                       <a:fillRect/>
                     </a:stretch>
